--- a/templates/forms/1-6/2026-10-18.ja-zh/template.docx
+++ b/templates/forms/1-6/2026-10-18.ja-zh/template.docx
@@ -1871,7 +1871,7 @@
                 <w:sz w:val="18"/>
                 <w:szCs w:val="18"/>
               </w:rPr>
-              <w:t>有无更新上限（无</w:t>
+              <w:t xml:space="preserve">有无更新上限（{{ renewal_limit_zh or "无・有（最多更新　　次／总合同期限　　年为止）" }}</w:t>
             </w:r>
             <w:r>
               <w:rPr>
@@ -1880,7 +1880,7 @@
                 <w:sz w:val="18"/>
                 <w:szCs w:val="18"/>
               </w:rPr>
-              <w:t>・</w:t>
+              <w:t xml:space="preserve"/>
             </w:r>
             <w:r>
               <w:rPr>
@@ -1889,16 +1889,16 @@
                 <w:sz w:val="18"/>
                 <w:szCs w:val="18"/>
               </w:rPr>
-              <w:t>有（</w:t>
-            </w:r>
-            <w:r>
-              <w:rPr>
-                <w:rFonts w:ascii="SimSun" w:eastAsia="SimSun" w:hAnsi="SimSun" w:hint="eastAsia"/>
-                <w:spacing w:val="-6"/>
-                <w:sz w:val="18"/>
-                <w:szCs w:val="18"/>
-              </w:rPr>
-              <w:t>最多更新　　次／总合同期限　　年为止））</w:t>
+              <w:t xml:space="preserve"/>
+            </w:r>
+            <w:r>
+              <w:rPr>
+                <w:rFonts w:ascii="SimSun" w:eastAsia="SimSun" w:hAnsi="SimSun" w:hint="eastAsia"/>
+                <w:spacing w:val="-6"/>
+                <w:sz w:val="18"/>
+                <w:szCs w:val="18"/>
+              </w:rPr>
+              <w:t xml:space="preserve">）</w:t>
             </w:r>
           </w:p>
           <w:p>
@@ -2286,7 +2286,7 @@
                 <w:szCs w:val="18"/>
                 <w:lang w:eastAsia="zh-CN"/>
               </w:rPr>
-              <w:t xml:space="preserve">(  </w:t>
+              <w:t xml:space="preserve">({{ conversion_y_zh or "  " }}</w:t>
             </w:r>
             <w:r>
               <w:rPr>
@@ -2306,7 +2306,7 @@
                 <w:szCs w:val="18"/>
                 <w:lang w:eastAsia="zh-CN"/>
               </w:rPr>
-              <w:t xml:space="preserve"> </w:t>
+              <w:t xml:space="preserve"> {{ conversion_m_zh or "" }}</w:t>
             </w:r>
             <w:r>
               <w:rPr>
@@ -2326,7 +2326,7 @@
                 <w:szCs w:val="18"/>
                 <w:lang w:eastAsia="zh-CN"/>
               </w:rPr>
-              <w:t xml:space="preserve"> </w:t>
+              <w:t xml:space="preserve"> {{ conversion_d_zh or "" }}</w:t>
             </w:r>
             <w:r>
               <w:rPr>
@@ -2446,17 +2446,17 @@
                 <w:szCs w:val="18"/>
                 <w:lang w:eastAsia="zh-CN"/>
               </w:rPr>
-              <w:t xml:space="preserve"> </w:t>
-            </w:r>
-            <w:r>
-              <w:rPr>
-                <w:rFonts w:ascii="SimSun" w:eastAsia="SimSun" w:hAnsi="SimSun" w:hint="eastAsia"/>
-                <w:spacing w:val="-6"/>
-                <w:sz w:val="18"/>
-                <w:szCs w:val="18"/>
-                <w:lang w:eastAsia="zh-CN"/>
-              </w:rPr>
-              <w:t>无</w:t>
+              <w:t xml:space="preserve">{{ conversion_change_zh or " 无/有（如附件2所示）" }}</w:t>
+            </w:r>
+            <w:r>
+              <w:rPr>
+                <w:rFonts w:ascii="SimSun" w:eastAsia="SimSun" w:hAnsi="SimSun" w:hint="eastAsia"/>
+                <w:spacing w:val="-6"/>
+                <w:sz w:val="18"/>
+                <w:szCs w:val="18"/>
+                <w:lang w:eastAsia="zh-CN"/>
+              </w:rPr>
+              <w:t xml:space="preserve"/>
             </w:r>
             <w:r>
               <w:rPr>
@@ -2466,17 +2466,17 @@
                 <w:szCs w:val="18"/>
                 <w:lang w:eastAsia="zh-CN"/>
               </w:rPr>
-              <w:t>/</w:t>
-            </w:r>
-            <w:r>
-              <w:rPr>
-                <w:rFonts w:ascii="SimSun" w:eastAsia="SimSun" w:hAnsi="SimSun" w:hint="eastAsia"/>
-                <w:spacing w:val="-6"/>
-                <w:sz w:val="18"/>
-                <w:szCs w:val="18"/>
-                <w:lang w:eastAsia="zh-CN"/>
-              </w:rPr>
-              <w:t>有（如附件</w:t>
+              <w:t xml:space="preserve"/>
+            </w:r>
+            <w:r>
+              <w:rPr>
+                <w:rFonts w:ascii="SimSun" w:eastAsia="SimSun" w:hAnsi="SimSun" w:hint="eastAsia"/>
+                <w:spacing w:val="-6"/>
+                <w:sz w:val="18"/>
+                <w:szCs w:val="18"/>
+                <w:lang w:eastAsia="zh-CN"/>
+              </w:rPr>
+              <w:t xml:space="preserve"/>
             </w:r>
             <w:r>
               <w:rPr>
@@ -2486,17 +2486,17 @@
                 <w:szCs w:val="18"/>
                 <w:lang w:eastAsia="zh-CN"/>
               </w:rPr>
-              <w:t>2</w:t>
-            </w:r>
-            <w:r>
-              <w:rPr>
-                <w:rFonts w:ascii="SimSun" w:eastAsia="SimSun" w:hAnsi="SimSun" w:hint="eastAsia"/>
-                <w:spacing w:val="-6"/>
-                <w:sz w:val="18"/>
-                <w:szCs w:val="18"/>
-                <w:lang w:eastAsia="zh-CN"/>
-              </w:rPr>
-              <w:t>所示））</w:t>
+              <w:t xml:space="preserve"/>
+            </w:r>
+            <w:r>
+              <w:rPr>
+                <w:rFonts w:ascii="SimSun" w:eastAsia="SimSun" w:hAnsi="SimSun" w:hint="eastAsia"/>
+                <w:spacing w:val="-6"/>
+                <w:sz w:val="18"/>
+                <w:szCs w:val="18"/>
+                <w:lang w:eastAsia="zh-CN"/>
+              </w:rPr>
+              <w:t xml:space="preserve">）</w:t>
             </w:r>
           </w:p>
         </w:tc>
@@ -6371,7 +6371,7 @@
                 <w:szCs w:val="18"/>
                 <w:lang w:eastAsia="zh-CN"/>
               </w:rPr>
-              <w:t xml:space="preserve">{{ holiday_weekdays_zh or "　　　" }}、日本的法定节日、其他（{{ holidays_other_zh or "　　　　　　　　　   　　" }}</w:t>
+              <w:t xml:space="preserve">{{ holiday_weekdays_zh or "　　　" }}、{{ national_holidays_zh or "日本的法定节日" }}、其他（{{ holidays_other_zh or "　　　　　　　　　   　　" }}</w:t>
             </w:r>
             <w:r>
               <w:rPr>
@@ -6487,7 +6487,7 @@
                 <w:szCs w:val="18"/>
                 <w:lang w:eastAsia="zh-CN"/>
               </w:rPr>
-              <w:t>非规定休息日：每周</w:t>
+              <w:t xml:space="preserve">非规定休息日：{{ irregular_holidays_zh or "每周/每月        天，其他（　　　　　　　　　　　）" }}</w:t>
             </w:r>
             <w:r>
               <w:rPr>
@@ -6497,7 +6497,7 @@
                 <w:szCs w:val="18"/>
                 <w:lang w:eastAsia="zh-CN"/>
               </w:rPr>
-              <w:t>/</w:t>
+              <w:t xml:space="preserve"/>
             </w:r>
             <w:r>
               <w:rPr>
@@ -6507,7 +6507,7 @@
                 <w:szCs w:val="18"/>
                 <w:lang w:eastAsia="zh-CN"/>
               </w:rPr>
-              <w:t>每月</w:t>
+              <w:t xml:space="preserve"/>
             </w:r>
             <w:r>
               <w:rPr>
@@ -6517,7 +6517,7 @@
                 <w:szCs w:val="18"/>
                 <w:lang w:eastAsia="zh-CN"/>
               </w:rPr>
-              <w:t xml:space="preserve"> </w:t>
+              <w:t xml:space="preserve"/>
             </w:r>
             <w:r>
               <w:rPr>
@@ -6527,7 +6527,7 @@
                 <w:szCs w:val="18"/>
                 <w:lang w:eastAsia="zh-CN"/>
               </w:rPr>
-              <w:t xml:space="preserve">       </w:t>
+              <w:t xml:space="preserve"/>
             </w:r>
             <w:r>
               <w:rPr>
@@ -6537,17 +6537,17 @@
                 <w:szCs w:val="18"/>
                 <w:lang w:eastAsia="zh-CN"/>
               </w:rPr>
-              <w:t>天，其他</w:t>
-            </w:r>
-            <w:r>
-              <w:rPr>
-                <w:rFonts w:hAnsi="ＭＳ 明朝" w:hint="eastAsia"/>
-                <w:spacing w:val="-6"/>
-                <w:sz w:val="18"/>
-                <w:szCs w:val="18"/>
-                <w:lang w:eastAsia="zh-CN"/>
-              </w:rPr>
-              <w:t>（　　　　　　　　　　　）</w:t>
+              <w:t xml:space="preserve"/>
+            </w:r>
+            <w:r>
+              <w:rPr>
+                <w:rFonts w:hAnsi="ＭＳ 明朝" w:hint="eastAsia"/>
+                <w:spacing w:val="-6"/>
+                <w:sz w:val="18"/>
+                <w:szCs w:val="18"/>
+                <w:lang w:eastAsia="zh-CN"/>
+              </w:rPr>
+              <w:t xml:space="preserve"/>
             </w:r>
           </w:p>
           <w:p>
@@ -9276,7 +9276,7 @@
                 <w:szCs w:val="18"/>
                 <w:lang w:eastAsia="zh-CN"/>
               </w:rPr>
-              <w:t>．工资结算日　　　□　毎月　　　日、　□　毎月　　　日</w:t>
+              <w:t xml:space="preserve">．工资结算日　　　{{ wage_closing_day_zh or "□　毎月　　　日、　□　毎月　　　日" }}</w:t>
             </w:r>
           </w:p>
           <w:p>
@@ -9354,7 +9354,7 @@
                 <w:szCs w:val="18"/>
                 <w:lang w:eastAsia="zh-CN"/>
               </w:rPr>
-              <w:t>．工资支付日　　　□　毎月　　　日、　□　毎月　　　日</w:t>
+              <w:t xml:space="preserve">．工资支付日　　　{{ wage_payment_day_zh or "□　毎月　　　日、　□　毎月　　　日" }}</w:t>
             </w:r>
           </w:p>
           <w:p>

--- a/templates/forms/1-6/2026-10-18.ja-zh/template.docx
+++ b/templates/forms/1-6/2026-10-18.ja-zh/template.docx
@@ -6361,17 +6361,17 @@
                 <w:szCs w:val="18"/>
                 <w:lang w:eastAsia="zh-CN"/>
               </w:rPr>
-              <w:t>休息日：每周周</w:t>
-            </w:r>
-            <w:r>
-              <w:rPr>
-                <w:rFonts w:ascii="SimSun" w:eastAsia="SimSun" w:hAnsi="SimSun" w:hint="eastAsia"/>
-                <w:spacing w:val="-6"/>
-                <w:sz w:val="18"/>
-                <w:szCs w:val="18"/>
-                <w:lang w:eastAsia="zh-CN"/>
-              </w:rPr>
-              <w:t xml:space="preserve">{{ holiday_weekdays_zh or "　　　" }}、{{ national_holidays_zh or "日本的法定节日" }}、其他（{{ holidays_other_zh or "　　　　　　　　　   　　" }}</w:t>
+              <w:t xml:space="preserve">休息日：每周{{ holiday_weekdays_zh or "周　　　" }}</w:t>
+            </w:r>
+            <w:r>
+              <w:rPr>
+                <w:rFonts w:ascii="SimSun" w:eastAsia="SimSun" w:hAnsi="SimSun" w:hint="eastAsia"/>
+                <w:spacing w:val="-6"/>
+                <w:sz w:val="18"/>
+                <w:szCs w:val="18"/>
+                <w:lang w:eastAsia="zh-CN"/>
+              </w:rPr>
+              <w:t xml:space="preserve">、{{ national_holidays_zh or "日本的法定节日" }}、其他（{{ holidays_other_zh or "　　　　　　　　　   　　" }}</w:t>
             </w:r>
             <w:r>
               <w:rPr>
